--- a/output/tables/GEO/GSE39582/cox_OS_pMMR.docx
+++ b/output/tables/GEO/GSE39582/cox_OS_pMMR.docx
@@ -25,7 +25,7 @@
         <w:ind w:left="60" w:right="60" w:firstLine="0" w:firstLineChars="0"/>
       </w:pPr>
       <w:r>
-        <w:t xml:space="preserve">Cox regression for overall survival: MS4A1 expression, GSE39582 (CIT, colon), pMMR only</w:t>
+        <w:t xml:space="preserve">Cox regression for overall survival: ROCK2 expression, GSE39582 (CIT, colon), pMMR only</w:t>
       </w:r>
     </w:p>
     <w:tbl xmlns:a="http://schemas.openxmlformats.org/drawingml/2006/main" xmlns:pic="http://schemas.openxmlformats.org/drawingml/2006/picture">
@@ -36,7 +36,7 @@
       </w:tblPr>
       <w:tblGrid>
         <w:gridCol w:w="3360"/>
-        <w:gridCol w:w="3060"/>
+        <w:gridCol w:w="3080"/>
         <w:gridCol w:w="1145"/>
         <w:gridCol w:w="681"/>
         <w:gridCol w:w="931"/>
@@ -600,7 +600,7 @@
                 <w:szCs w:val="18"/>
                 <w:color w:val="000000"/>
               </w:rPr>
-              <w:t xml:space="preserve">MS4A1 expression</w:t>
+              <w:t xml:space="preserve">ROCK2 expression</w:t>
             </w:r>
           </w:p>
         </w:tc>
@@ -710,7 +710,7 @@
                 <w:szCs w:val="18"/>
                 <w:color w:val="000000"/>
               </w:rPr>
-              <w:t xml:space="preserve">226</w:t>
+              <w:t xml:space="preserve">192</w:t>
             </w:r>
           </w:p>
         </w:tc>
@@ -765,7 +765,7 @@
                 <w:szCs w:val="18"/>
                 <w:color w:val="000000"/>
               </w:rPr>
-              <w:t xml:space="preserve">80</w:t>
+              <w:t xml:space="preserve">73</w:t>
             </w:r>
           </w:p>
         </w:tc>
@@ -1155,7 +1155,7 @@
                 <w:szCs w:val="18"/>
                 <w:color w:val="000000"/>
               </w:rPr>
-              <w:t xml:space="preserve">218</w:t>
+              <w:t xml:space="preserve">252</w:t>
             </w:r>
           </w:p>
         </w:tc>
@@ -1210,117 +1210,117 @@
                 <w:szCs w:val="18"/>
                 <w:color w:val="000000"/>
               </w:rPr>
-              <w:t xml:space="preserve">78</w:t>
-            </w:r>
-          </w:p>
-        </w:tc>
-        <w:tc>
-          <w:tcPr>
-            <w:tcBorders>
-              <w:bottom w:val="none" w:sz="0" w:space="0" w:color="000000"/>
-              <w:top w:val="none" w:sz="0" w:space="0" w:color="000000"/>
-              <w:left w:val="none" w:sz="0" w:space="0" w:color="000000"/>
-              <w:right w:val="none" w:sz="0" w:space="0" w:color="000000"/>
-            </w:tcBorders>
-            <w:shd w:val="clear" w:color="auto" w:fill="FFFFFF"/>
-            <w:tcMar>
-              <w:top w:w="0" w:type="dxa"/>
-              <w:bottom w:w="0" w:type="dxa"/>
-              <w:left w:w="0" w:type="dxa"/>
-              <w:right w:w="0" w:type="dxa"/>
-            </w:tcMar>
-            <w:vAlign w:val="center"/>
-          </w:tcPr>
-          <w:p>
-            <w:pPr>
-              <w:pStyle w:val="Normal"/>
-              <w:jc w:val="left"/>
-              <w:pBdr>
-                <w:bottom w:val="none" w:sz="0" w:space="0" w:color="000000"/>
-                <w:top w:val="none" w:sz="0" w:space="0" w:color="000000"/>
-                <w:left w:val="none" w:sz="0" w:space="0" w:color="000000"/>
-                <w:right w:val="none" w:sz="0" w:space="0" w:color="000000"/>
-              </w:pBdr>
-              <w:spacing w:after="100" w:before="100" w:line="240"/>
-              <w:ind w:left="100" w:right="100" w:firstLine="0" w:firstLineChars="0"/>
-              <w:rPr>
-                <w:rFonts w:ascii="Times New Roman" w:hAnsi="Times New Roman" w:eastAsia="Times New Roman" w:cs="Times New Roman"/>
-                <w:i w:val="false"/>
-                <w:b w:val="false"/>
-                <w:u w:val="none"/>
-                <w:strike w:val="false"/>
-                <w:sz w:val="18"/>
-                <w:szCs w:val="18"/>
-                <w:color w:val="000000"/>
-              </w:rPr>
-            </w:pPr>
-            <w:r>
-              <w:rPr>
-                <w:rFonts w:ascii="Times New Roman" w:hAnsi="Times New Roman" w:eastAsia="Times New Roman" w:cs="Times New Roman"/>
-                <w:i w:val="false"/>
-                <w:b w:val="false"/>
-                <w:u w:val="none"/>
-                <w:strike w:val="false"/>
-                <w:sz w:val="18"/>
-                <w:szCs w:val="18"/>
-                <w:color w:val="000000"/>
-              </w:rPr>
-              <w:t xml:space="preserve">1.06 (0.78–1.45)</w:t>
-            </w:r>
-          </w:p>
-        </w:tc>
-        <w:tc>
-          <w:tcPr>
-            <w:tcBorders>
-              <w:bottom w:val="none" w:sz="0" w:space="0" w:color="000000"/>
-              <w:top w:val="none" w:sz="0" w:space="0" w:color="000000"/>
-              <w:left w:val="none" w:sz="0" w:space="0" w:color="000000"/>
-              <w:right w:val="none" w:sz="0" w:space="0" w:color="000000"/>
-            </w:tcBorders>
-            <w:shd w:val="clear" w:color="auto" w:fill="FFFFFF"/>
-            <w:tcMar>
-              <w:top w:w="0" w:type="dxa"/>
-              <w:bottom w:w="0" w:type="dxa"/>
-              <w:left w:w="0" w:type="dxa"/>
-              <w:right w:w="0" w:type="dxa"/>
-            </w:tcMar>
-            <w:vAlign w:val="center"/>
-          </w:tcPr>
-          <w:p>
-            <w:pPr>
-              <w:pStyle w:val="Normal"/>
-              <w:jc w:val="left"/>
-              <w:pBdr>
-                <w:bottom w:val="none" w:sz="0" w:space="0" w:color="000000"/>
-                <w:top w:val="none" w:sz="0" w:space="0" w:color="000000"/>
-                <w:left w:val="none" w:sz="0" w:space="0" w:color="000000"/>
-                <w:right w:val="none" w:sz="0" w:space="0" w:color="000000"/>
-              </w:pBdr>
-              <w:spacing w:after="100" w:before="100" w:line="240"/>
-              <w:ind w:left="100" w:right="100" w:firstLine="0" w:firstLineChars="0"/>
-              <w:rPr>
-                <w:rFonts w:ascii="Times New Roman" w:hAnsi="Times New Roman" w:eastAsia="Times New Roman" w:cs="Times New Roman"/>
-                <w:i w:val="false"/>
-                <w:b w:val="false"/>
-                <w:u w:val="none"/>
-                <w:strike w:val="false"/>
-                <w:sz w:val="18"/>
-                <w:szCs w:val="18"/>
-                <w:color w:val="000000"/>
-              </w:rPr>
-            </w:pPr>
-            <w:r>
-              <w:rPr>
-                <w:rFonts w:ascii="Times New Roman" w:hAnsi="Times New Roman" w:eastAsia="Times New Roman" w:cs="Times New Roman"/>
-                <w:i w:val="false"/>
-                <w:b w:val="false"/>
-                <w:u w:val="none"/>
-                <w:strike w:val="false"/>
-                <w:sz w:val="18"/>
-                <w:szCs w:val="18"/>
-                <w:color w:val="000000"/>
-              </w:rPr>
-              <w:t xml:space="preserve">0.700</w:t>
+              <w:t xml:space="preserve">85</w:t>
+            </w:r>
+          </w:p>
+        </w:tc>
+        <w:tc>
+          <w:tcPr>
+            <w:tcBorders>
+              <w:bottom w:val="none" w:sz="0" w:space="0" w:color="000000"/>
+              <w:top w:val="none" w:sz="0" w:space="0" w:color="000000"/>
+              <w:left w:val="none" w:sz="0" w:space="0" w:color="000000"/>
+              <w:right w:val="none" w:sz="0" w:space="0" w:color="000000"/>
+            </w:tcBorders>
+            <w:shd w:val="clear" w:color="auto" w:fill="FFFFFF"/>
+            <w:tcMar>
+              <w:top w:w="0" w:type="dxa"/>
+              <w:bottom w:w="0" w:type="dxa"/>
+              <w:left w:w="0" w:type="dxa"/>
+              <w:right w:w="0" w:type="dxa"/>
+            </w:tcMar>
+            <w:vAlign w:val="center"/>
+          </w:tcPr>
+          <w:p>
+            <w:pPr>
+              <w:pStyle w:val="Normal"/>
+              <w:jc w:val="left"/>
+              <w:pBdr>
+                <w:bottom w:val="none" w:sz="0" w:space="0" w:color="000000"/>
+                <w:top w:val="none" w:sz="0" w:space="0" w:color="000000"/>
+                <w:left w:val="none" w:sz="0" w:space="0" w:color="000000"/>
+                <w:right w:val="none" w:sz="0" w:space="0" w:color="000000"/>
+              </w:pBdr>
+              <w:spacing w:after="100" w:before="100" w:line="240"/>
+              <w:ind w:left="100" w:right="100" w:firstLine="0" w:firstLineChars="0"/>
+              <w:rPr>
+                <w:rFonts w:ascii="Times New Roman" w:hAnsi="Times New Roman" w:eastAsia="Times New Roman" w:cs="Times New Roman"/>
+                <w:i w:val="false"/>
+                <w:b w:val="false"/>
+                <w:u w:val="none"/>
+                <w:strike w:val="false"/>
+                <w:sz w:val="18"/>
+                <w:szCs w:val="18"/>
+                <w:color w:val="000000"/>
+              </w:rPr>
+            </w:pPr>
+            <w:r>
+              <w:rPr>
+                <w:rFonts w:ascii="Times New Roman" w:hAnsi="Times New Roman" w:eastAsia="Times New Roman" w:cs="Times New Roman"/>
+                <w:i w:val="false"/>
+                <w:b w:val="false"/>
+                <w:u w:val="none"/>
+                <w:strike w:val="false"/>
+                <w:sz w:val="18"/>
+                <w:szCs w:val="18"/>
+                <w:color w:val="000000"/>
+              </w:rPr>
+              <w:t xml:space="preserve">0.77 (0.57–1.06)</w:t>
+            </w:r>
+          </w:p>
+        </w:tc>
+        <w:tc>
+          <w:tcPr>
+            <w:tcBorders>
+              <w:bottom w:val="none" w:sz="0" w:space="0" w:color="000000"/>
+              <w:top w:val="none" w:sz="0" w:space="0" w:color="000000"/>
+              <w:left w:val="none" w:sz="0" w:space="0" w:color="000000"/>
+              <w:right w:val="none" w:sz="0" w:space="0" w:color="000000"/>
+            </w:tcBorders>
+            <w:shd w:val="clear" w:color="auto" w:fill="FFFFFF"/>
+            <w:tcMar>
+              <w:top w:w="0" w:type="dxa"/>
+              <w:bottom w:w="0" w:type="dxa"/>
+              <w:left w:w="0" w:type="dxa"/>
+              <w:right w:w="0" w:type="dxa"/>
+            </w:tcMar>
+            <w:vAlign w:val="center"/>
+          </w:tcPr>
+          <w:p>
+            <w:pPr>
+              <w:pStyle w:val="Normal"/>
+              <w:jc w:val="left"/>
+              <w:pBdr>
+                <w:bottom w:val="none" w:sz="0" w:space="0" w:color="000000"/>
+                <w:top w:val="none" w:sz="0" w:space="0" w:color="000000"/>
+                <w:left w:val="none" w:sz="0" w:space="0" w:color="000000"/>
+                <w:right w:val="none" w:sz="0" w:space="0" w:color="000000"/>
+              </w:pBdr>
+              <w:spacing w:after="100" w:before="100" w:line="240"/>
+              <w:ind w:left="100" w:right="100" w:firstLine="0" w:firstLineChars="0"/>
+              <w:rPr>
+                <w:rFonts w:ascii="Times New Roman" w:hAnsi="Times New Roman" w:eastAsia="Times New Roman" w:cs="Times New Roman"/>
+                <w:i w:val="false"/>
+                <w:b w:val="false"/>
+                <w:u w:val="none"/>
+                <w:strike w:val="false"/>
+                <w:sz w:val="18"/>
+                <w:szCs w:val="18"/>
+                <w:color w:val="000000"/>
+              </w:rPr>
+            </w:pPr>
+            <w:r>
+              <w:rPr>
+                <w:rFonts w:ascii="Times New Roman" w:hAnsi="Times New Roman" w:eastAsia="Times New Roman" w:cs="Times New Roman"/>
+                <w:i w:val="false"/>
+                <w:b w:val="false"/>
+                <w:u w:val="none"/>
+                <w:strike w:val="false"/>
+                <w:sz w:val="18"/>
+                <w:szCs w:val="18"/>
+                <w:color w:val="000000"/>
+              </w:rPr>
+              <w:t xml:space="preserve">0.109</w:t>
             </w:r>
           </w:p>
         </w:tc>
@@ -1490,7 +1490,7 @@
                 <w:szCs w:val="18"/>
                 <w:color w:val="000000"/>
               </w:rPr>
-              <w:t xml:space="preserve">MS4A1 expression, log2 (per 1 unit)</w:t>
+              <w:t xml:space="preserve">ROCK2 expression, log2 (per 1 unit)</w:t>
             </w:r>
           </w:p>
         </w:tc>
@@ -1710,62 +1710,62 @@
                 <w:szCs w:val="18"/>
                 <w:color w:val="000000"/>
               </w:rPr>
-              <w:t xml:space="preserve">0.97 (0.85–1.09)</w:t>
-            </w:r>
-          </w:p>
-        </w:tc>
-        <w:tc>
-          <w:tcPr>
-            <w:tcBorders>
-              <w:bottom w:val="none" w:sz="0" w:space="0" w:color="000000"/>
-              <w:top w:val="none" w:sz="0" w:space="0" w:color="000000"/>
-              <w:left w:val="none" w:sz="0" w:space="0" w:color="000000"/>
-              <w:right w:val="none" w:sz="0" w:space="0" w:color="000000"/>
-            </w:tcBorders>
-            <w:shd w:val="clear" w:color="auto" w:fill="FFFFFF"/>
-            <w:tcMar>
-              <w:top w:w="0" w:type="dxa"/>
-              <w:bottom w:w="0" w:type="dxa"/>
-              <w:left w:w="0" w:type="dxa"/>
-              <w:right w:w="0" w:type="dxa"/>
-            </w:tcMar>
-            <w:vAlign w:val="center"/>
-          </w:tcPr>
-          <w:p>
-            <w:pPr>
-              <w:pStyle w:val="Normal"/>
-              <w:jc w:val="left"/>
-              <w:pBdr>
-                <w:bottom w:val="none" w:sz="0" w:space="0" w:color="000000"/>
-                <w:top w:val="none" w:sz="0" w:space="0" w:color="000000"/>
-                <w:left w:val="none" w:sz="0" w:space="0" w:color="000000"/>
-                <w:right w:val="none" w:sz="0" w:space="0" w:color="000000"/>
-              </w:pBdr>
-              <w:spacing w:after="100" w:before="100" w:line="240"/>
-              <w:ind w:left="100" w:right="100" w:firstLine="0" w:firstLineChars="0"/>
-              <w:rPr>
-                <w:rFonts w:ascii="Times New Roman" w:hAnsi="Times New Roman" w:eastAsia="Times New Roman" w:cs="Times New Roman"/>
-                <w:i w:val="false"/>
-                <w:b w:val="false"/>
-                <w:u w:val="none"/>
-                <w:strike w:val="false"/>
-                <w:sz w:val="18"/>
-                <w:szCs w:val="18"/>
-                <w:color w:val="000000"/>
-              </w:rPr>
-            </w:pPr>
-            <w:r>
-              <w:rPr>
-                <w:rFonts w:ascii="Times New Roman" w:hAnsi="Times New Roman" w:eastAsia="Times New Roman" w:cs="Times New Roman"/>
-                <w:i w:val="false"/>
-                <w:b w:val="false"/>
-                <w:u w:val="none"/>
-                <w:strike w:val="false"/>
-                <w:sz w:val="18"/>
-                <w:szCs w:val="18"/>
-                <w:color w:val="000000"/>
-              </w:rPr>
-              <w:t xml:space="preserve">0.573</w:t>
+              <w:t xml:space="preserve">0.76 (0.60–0.97)</w:t>
+            </w:r>
+          </w:p>
+        </w:tc>
+        <w:tc>
+          <w:tcPr>
+            <w:tcBorders>
+              <w:bottom w:val="none" w:sz="0" w:space="0" w:color="000000"/>
+              <w:top w:val="none" w:sz="0" w:space="0" w:color="000000"/>
+              <w:left w:val="none" w:sz="0" w:space="0" w:color="000000"/>
+              <w:right w:val="none" w:sz="0" w:space="0" w:color="000000"/>
+            </w:tcBorders>
+            <w:shd w:val="clear" w:color="auto" w:fill="FFFFFF"/>
+            <w:tcMar>
+              <w:top w:w="0" w:type="dxa"/>
+              <w:bottom w:w="0" w:type="dxa"/>
+              <w:left w:w="0" w:type="dxa"/>
+              <w:right w:w="0" w:type="dxa"/>
+            </w:tcMar>
+            <w:vAlign w:val="center"/>
+          </w:tcPr>
+          <w:p>
+            <w:pPr>
+              <w:pStyle w:val="Normal"/>
+              <w:jc w:val="left"/>
+              <w:pBdr>
+                <w:bottom w:val="none" w:sz="0" w:space="0" w:color="000000"/>
+                <w:top w:val="none" w:sz="0" w:space="0" w:color="000000"/>
+                <w:left w:val="none" w:sz="0" w:space="0" w:color="000000"/>
+                <w:right w:val="none" w:sz="0" w:space="0" w:color="000000"/>
+              </w:pBdr>
+              <w:spacing w:after="100" w:before="100" w:line="240"/>
+              <w:ind w:left="100" w:right="100" w:firstLine="0" w:firstLineChars="0"/>
+              <w:rPr>
+                <w:rFonts w:ascii="Times New Roman" w:hAnsi="Times New Roman" w:eastAsia="Times New Roman" w:cs="Times New Roman"/>
+                <w:i w:val="false"/>
+                <w:b w:val="false"/>
+                <w:u w:val="none"/>
+                <w:strike w:val="false"/>
+                <w:sz w:val="18"/>
+                <w:szCs w:val="18"/>
+                <w:color w:val="000000"/>
+              </w:rPr>
+            </w:pPr>
+            <w:r>
+              <w:rPr>
+                <w:rFonts w:ascii="Times New Roman" w:hAnsi="Times New Roman" w:eastAsia="Times New Roman" w:cs="Times New Roman"/>
+                <w:i w:val="false"/>
+                <w:b w:val="false"/>
+                <w:u w:val="none"/>
+                <w:strike w:val="false"/>
+                <w:sz w:val="18"/>
+                <w:szCs w:val="18"/>
+                <w:color w:val="000000"/>
+              </w:rPr>
+              <w:t xml:space="preserve">0.030</w:t>
             </w:r>
           </w:p>
         </w:tc>
@@ -1935,7 +1935,7 @@
                 <w:szCs w:val="18"/>
                 <w:color w:val="000000"/>
               </w:rPr>
-              <w:t xml:space="preserve">MS4A1 expression</w:t>
+              <w:t xml:space="preserve">ROCK2 expression</w:t>
             </w:r>
           </w:p>
         </w:tc>
@@ -2045,7 +2045,7 @@
                 <w:szCs w:val="18"/>
                 <w:color w:val="000000"/>
               </w:rPr>
-              <w:t xml:space="preserve">226</w:t>
+              <w:t xml:space="preserve">189</w:t>
             </w:r>
           </w:p>
         </w:tc>
@@ -2100,7 +2100,7 @@
                 <w:szCs w:val="18"/>
                 <w:color w:val="000000"/>
               </w:rPr>
-              <w:t xml:space="preserve">80</w:t>
+              <w:t xml:space="preserve">72</w:t>
             </w:r>
           </w:p>
         </w:tc>
@@ -2490,7 +2490,7 @@
                 <w:szCs w:val="18"/>
                 <w:color w:val="000000"/>
               </w:rPr>
-              <w:t xml:space="preserve">214</w:t>
+              <w:t xml:space="preserve">251</w:t>
             </w:r>
           </w:p>
         </w:tc>
@@ -2545,117 +2545,117 @@
                 <w:szCs w:val="18"/>
                 <w:color w:val="000000"/>
               </w:rPr>
-              <w:t xml:space="preserve">77</w:t>
-            </w:r>
-          </w:p>
-        </w:tc>
-        <w:tc>
-          <w:tcPr>
-            <w:tcBorders>
-              <w:bottom w:val="none" w:sz="0" w:space="0" w:color="000000"/>
-              <w:top w:val="none" w:sz="0" w:space="0" w:color="000000"/>
-              <w:left w:val="none" w:sz="0" w:space="0" w:color="000000"/>
-              <w:right w:val="none" w:sz="0" w:space="0" w:color="000000"/>
-            </w:tcBorders>
-            <w:shd w:val="clear" w:color="auto" w:fill="FFFFFF"/>
-            <w:tcMar>
-              <w:top w:w="0" w:type="dxa"/>
-              <w:bottom w:w="0" w:type="dxa"/>
-              <w:left w:w="0" w:type="dxa"/>
-              <w:right w:w="0" w:type="dxa"/>
-            </w:tcMar>
-            <w:vAlign w:val="center"/>
-          </w:tcPr>
-          <w:p>
-            <w:pPr>
-              <w:pStyle w:val="Normal"/>
-              <w:jc w:val="left"/>
-              <w:pBdr>
-                <w:bottom w:val="none" w:sz="0" w:space="0" w:color="000000"/>
-                <w:top w:val="none" w:sz="0" w:space="0" w:color="000000"/>
-                <w:left w:val="none" w:sz="0" w:space="0" w:color="000000"/>
-                <w:right w:val="none" w:sz="0" w:space="0" w:color="000000"/>
-              </w:pBdr>
-              <w:spacing w:after="100" w:before="100" w:line="240"/>
-              <w:ind w:left="100" w:right="100" w:firstLine="0" w:firstLineChars="0"/>
-              <w:rPr>
-                <w:rFonts w:ascii="Times New Roman" w:hAnsi="Times New Roman" w:eastAsia="Times New Roman" w:cs="Times New Roman"/>
-                <w:i w:val="false"/>
-                <w:b w:val="false"/>
-                <w:u w:val="none"/>
-                <w:strike w:val="false"/>
-                <w:sz w:val="18"/>
-                <w:szCs w:val="18"/>
-                <w:color w:val="000000"/>
-              </w:rPr>
-            </w:pPr>
-            <w:r>
-              <w:rPr>
-                <w:rFonts w:ascii="Times New Roman" w:hAnsi="Times New Roman" w:eastAsia="Times New Roman" w:cs="Times New Roman"/>
-                <w:i w:val="false"/>
-                <w:b w:val="false"/>
-                <w:u w:val="none"/>
-                <w:strike w:val="false"/>
-                <w:sz w:val="18"/>
-                <w:szCs w:val="18"/>
-                <w:color w:val="000000"/>
-              </w:rPr>
-              <w:t xml:space="preserve">1.27 (0.92–1.74)</w:t>
-            </w:r>
-          </w:p>
-        </w:tc>
-        <w:tc>
-          <w:tcPr>
-            <w:tcBorders>
-              <w:bottom w:val="none" w:sz="0" w:space="0" w:color="000000"/>
-              <w:top w:val="none" w:sz="0" w:space="0" w:color="000000"/>
-              <w:left w:val="none" w:sz="0" w:space="0" w:color="000000"/>
-              <w:right w:val="none" w:sz="0" w:space="0" w:color="000000"/>
-            </w:tcBorders>
-            <w:shd w:val="clear" w:color="auto" w:fill="FFFFFF"/>
-            <w:tcMar>
-              <w:top w:w="0" w:type="dxa"/>
-              <w:bottom w:w="0" w:type="dxa"/>
-              <w:left w:w="0" w:type="dxa"/>
-              <w:right w:w="0" w:type="dxa"/>
-            </w:tcMar>
-            <w:vAlign w:val="center"/>
-          </w:tcPr>
-          <w:p>
-            <w:pPr>
-              <w:pStyle w:val="Normal"/>
-              <w:jc w:val="left"/>
-              <w:pBdr>
-                <w:bottom w:val="none" w:sz="0" w:space="0" w:color="000000"/>
-                <w:top w:val="none" w:sz="0" w:space="0" w:color="000000"/>
-                <w:left w:val="none" w:sz="0" w:space="0" w:color="000000"/>
-                <w:right w:val="none" w:sz="0" w:space="0" w:color="000000"/>
-              </w:pBdr>
-              <w:spacing w:after="100" w:before="100" w:line="240"/>
-              <w:ind w:left="100" w:right="100" w:firstLine="0" w:firstLineChars="0"/>
-              <w:rPr>
-                <w:rFonts w:ascii="Times New Roman" w:hAnsi="Times New Roman" w:eastAsia="Times New Roman" w:cs="Times New Roman"/>
-                <w:i w:val="false"/>
-                <w:b w:val="false"/>
-                <w:u w:val="none"/>
-                <w:strike w:val="false"/>
-                <w:sz w:val="18"/>
-                <w:szCs w:val="18"/>
-                <w:color w:val="000000"/>
-              </w:rPr>
-            </w:pPr>
-            <w:r>
-              <w:rPr>
-                <w:rFonts w:ascii="Times New Roman" w:hAnsi="Times New Roman" w:eastAsia="Times New Roman" w:cs="Times New Roman"/>
-                <w:i w:val="false"/>
-                <w:b w:val="false"/>
-                <w:u w:val="none"/>
-                <w:strike w:val="false"/>
-                <w:sz w:val="18"/>
-                <w:szCs w:val="18"/>
-                <w:color w:val="000000"/>
-              </w:rPr>
-              <w:t xml:space="preserve">0.148</w:t>
+              <w:t xml:space="preserve">85</w:t>
+            </w:r>
+          </w:p>
+        </w:tc>
+        <w:tc>
+          <w:tcPr>
+            <w:tcBorders>
+              <w:bottom w:val="none" w:sz="0" w:space="0" w:color="000000"/>
+              <w:top w:val="none" w:sz="0" w:space="0" w:color="000000"/>
+              <w:left w:val="none" w:sz="0" w:space="0" w:color="000000"/>
+              <w:right w:val="none" w:sz="0" w:space="0" w:color="000000"/>
+            </w:tcBorders>
+            <w:shd w:val="clear" w:color="auto" w:fill="FFFFFF"/>
+            <w:tcMar>
+              <w:top w:w="0" w:type="dxa"/>
+              <w:bottom w:w="0" w:type="dxa"/>
+              <w:left w:w="0" w:type="dxa"/>
+              <w:right w:w="0" w:type="dxa"/>
+            </w:tcMar>
+            <w:vAlign w:val="center"/>
+          </w:tcPr>
+          <w:p>
+            <w:pPr>
+              <w:pStyle w:val="Normal"/>
+              <w:jc w:val="left"/>
+              <w:pBdr>
+                <w:bottom w:val="none" w:sz="0" w:space="0" w:color="000000"/>
+                <w:top w:val="none" w:sz="0" w:space="0" w:color="000000"/>
+                <w:left w:val="none" w:sz="0" w:space="0" w:color="000000"/>
+                <w:right w:val="none" w:sz="0" w:space="0" w:color="000000"/>
+              </w:pBdr>
+              <w:spacing w:after="100" w:before="100" w:line="240"/>
+              <w:ind w:left="100" w:right="100" w:firstLine="0" w:firstLineChars="0"/>
+              <w:rPr>
+                <w:rFonts w:ascii="Times New Roman" w:hAnsi="Times New Roman" w:eastAsia="Times New Roman" w:cs="Times New Roman"/>
+                <w:i w:val="false"/>
+                <w:b w:val="false"/>
+                <w:u w:val="none"/>
+                <w:strike w:val="false"/>
+                <w:sz w:val="18"/>
+                <w:szCs w:val="18"/>
+                <w:color w:val="000000"/>
+              </w:rPr>
+            </w:pPr>
+            <w:r>
+              <w:rPr>
+                <w:rFonts w:ascii="Times New Roman" w:hAnsi="Times New Roman" w:eastAsia="Times New Roman" w:cs="Times New Roman"/>
+                <w:i w:val="false"/>
+                <w:b w:val="false"/>
+                <w:u w:val="none"/>
+                <w:strike w:val="false"/>
+                <w:sz w:val="18"/>
+                <w:szCs w:val="18"/>
+                <w:color w:val="000000"/>
+              </w:rPr>
+              <w:t xml:space="preserve">0.73 (0.53–1.01)</w:t>
+            </w:r>
+          </w:p>
+        </w:tc>
+        <w:tc>
+          <w:tcPr>
+            <w:tcBorders>
+              <w:bottom w:val="none" w:sz="0" w:space="0" w:color="000000"/>
+              <w:top w:val="none" w:sz="0" w:space="0" w:color="000000"/>
+              <w:left w:val="none" w:sz="0" w:space="0" w:color="000000"/>
+              <w:right w:val="none" w:sz="0" w:space="0" w:color="000000"/>
+            </w:tcBorders>
+            <w:shd w:val="clear" w:color="auto" w:fill="FFFFFF"/>
+            <w:tcMar>
+              <w:top w:w="0" w:type="dxa"/>
+              <w:bottom w:w="0" w:type="dxa"/>
+              <w:left w:w="0" w:type="dxa"/>
+              <w:right w:w="0" w:type="dxa"/>
+            </w:tcMar>
+            <w:vAlign w:val="center"/>
+          </w:tcPr>
+          <w:p>
+            <w:pPr>
+              <w:pStyle w:val="Normal"/>
+              <w:jc w:val="left"/>
+              <w:pBdr>
+                <w:bottom w:val="none" w:sz="0" w:space="0" w:color="000000"/>
+                <w:top w:val="none" w:sz="0" w:space="0" w:color="000000"/>
+                <w:left w:val="none" w:sz="0" w:space="0" w:color="000000"/>
+                <w:right w:val="none" w:sz="0" w:space="0" w:color="000000"/>
+              </w:pBdr>
+              <w:spacing w:after="100" w:before="100" w:line="240"/>
+              <w:ind w:left="100" w:right="100" w:firstLine="0" w:firstLineChars="0"/>
+              <w:rPr>
+                <w:rFonts w:ascii="Times New Roman" w:hAnsi="Times New Roman" w:eastAsia="Times New Roman" w:cs="Times New Roman"/>
+                <w:i w:val="false"/>
+                <w:b w:val="false"/>
+                <w:u w:val="none"/>
+                <w:strike w:val="false"/>
+                <w:sz w:val="18"/>
+                <w:szCs w:val="18"/>
+                <w:color w:val="000000"/>
+              </w:rPr>
+            </w:pPr>
+            <w:r>
+              <w:rPr>
+                <w:rFonts w:ascii="Times New Roman" w:hAnsi="Times New Roman" w:eastAsia="Times New Roman" w:cs="Times New Roman"/>
+                <w:i w:val="false"/>
+                <w:b w:val="false"/>
+                <w:u w:val="none"/>
+                <w:strike w:val="false"/>
+                <w:sz w:val="18"/>
+                <w:szCs w:val="18"/>
+                <w:color w:val="000000"/>
+              </w:rPr>
+              <w:t xml:space="preserve">0.058</w:t>
             </w:r>
           </w:p>
         </w:tc>
@@ -3045,7 +3045,7 @@
                 <w:szCs w:val="18"/>
                 <w:color w:val="000000"/>
               </w:rPr>
-              <w:t xml:space="preserve">1.38 (1.20–1.58)</w:t>
+              <w:t xml:space="preserve">1.38 (1.21–1.58)</w:t>
             </w:r>
           </w:p>
         </w:tc>
@@ -3935,62 +3935,62 @@
                 <w:szCs w:val="18"/>
                 <w:color w:val="000000"/>
               </w:rPr>
-              <w:t xml:space="preserve">0.82 (0.59–1.13)</w:t>
-            </w:r>
-          </w:p>
-        </w:tc>
-        <w:tc>
-          <w:tcPr>
-            <w:tcBorders>
-              <w:bottom w:val="none" w:sz="0" w:space="0" w:color="000000"/>
-              <w:top w:val="none" w:sz="0" w:space="0" w:color="000000"/>
-              <w:left w:val="none" w:sz="0" w:space="0" w:color="000000"/>
-              <w:right w:val="none" w:sz="0" w:space="0" w:color="000000"/>
-            </w:tcBorders>
-            <w:shd w:val="clear" w:color="auto" w:fill="FFFFFF"/>
-            <w:tcMar>
-              <w:top w:w="0" w:type="dxa"/>
-              <w:bottom w:w="0" w:type="dxa"/>
-              <w:left w:w="0" w:type="dxa"/>
-              <w:right w:w="0" w:type="dxa"/>
-            </w:tcMar>
-            <w:vAlign w:val="center"/>
-          </w:tcPr>
-          <w:p>
-            <w:pPr>
-              <w:pStyle w:val="Normal"/>
-              <w:jc w:val="left"/>
-              <w:pBdr>
-                <w:bottom w:val="none" w:sz="0" w:space="0" w:color="000000"/>
-                <w:top w:val="none" w:sz="0" w:space="0" w:color="000000"/>
-                <w:left w:val="none" w:sz="0" w:space="0" w:color="000000"/>
-                <w:right w:val="none" w:sz="0" w:space="0" w:color="000000"/>
-              </w:pBdr>
-              <w:spacing w:after="100" w:before="100" w:line="240"/>
-              <w:ind w:left="100" w:right="100" w:firstLine="0" w:firstLineChars="0"/>
-              <w:rPr>
-                <w:rFonts w:ascii="Times New Roman" w:hAnsi="Times New Roman" w:eastAsia="Times New Roman" w:cs="Times New Roman"/>
-                <w:i w:val="false"/>
-                <w:b w:val="false"/>
-                <w:u w:val="none"/>
-                <w:strike w:val="false"/>
-                <w:sz w:val="18"/>
-                <w:szCs w:val="18"/>
-                <w:color w:val="000000"/>
-              </w:rPr>
-            </w:pPr>
-            <w:r>
-              <w:rPr>
-                <w:rFonts w:ascii="Times New Roman" w:hAnsi="Times New Roman" w:eastAsia="Times New Roman" w:cs="Times New Roman"/>
-                <w:i w:val="false"/>
-                <w:b w:val="false"/>
-                <w:u w:val="none"/>
-                <w:strike w:val="false"/>
-                <w:sz w:val="18"/>
-                <w:szCs w:val="18"/>
-                <w:color w:val="000000"/>
-              </w:rPr>
-              <w:t xml:space="preserve">0.230</w:t>
+              <w:t xml:space="preserve">0.85 (0.62–1.17)</w:t>
+            </w:r>
+          </w:p>
+        </w:tc>
+        <w:tc>
+          <w:tcPr>
+            <w:tcBorders>
+              <w:bottom w:val="none" w:sz="0" w:space="0" w:color="000000"/>
+              <w:top w:val="none" w:sz="0" w:space="0" w:color="000000"/>
+              <w:left w:val="none" w:sz="0" w:space="0" w:color="000000"/>
+              <w:right w:val="none" w:sz="0" w:space="0" w:color="000000"/>
+            </w:tcBorders>
+            <w:shd w:val="clear" w:color="auto" w:fill="FFFFFF"/>
+            <w:tcMar>
+              <w:top w:w="0" w:type="dxa"/>
+              <w:bottom w:w="0" w:type="dxa"/>
+              <w:left w:w="0" w:type="dxa"/>
+              <w:right w:w="0" w:type="dxa"/>
+            </w:tcMar>
+            <w:vAlign w:val="center"/>
+          </w:tcPr>
+          <w:p>
+            <w:pPr>
+              <w:pStyle w:val="Normal"/>
+              <w:jc w:val="left"/>
+              <w:pBdr>
+                <w:bottom w:val="none" w:sz="0" w:space="0" w:color="000000"/>
+                <w:top w:val="none" w:sz="0" w:space="0" w:color="000000"/>
+                <w:left w:val="none" w:sz="0" w:space="0" w:color="000000"/>
+                <w:right w:val="none" w:sz="0" w:space="0" w:color="000000"/>
+              </w:pBdr>
+              <w:spacing w:after="100" w:before="100" w:line="240"/>
+              <w:ind w:left="100" w:right="100" w:firstLine="0" w:firstLineChars="0"/>
+              <w:rPr>
+                <w:rFonts w:ascii="Times New Roman" w:hAnsi="Times New Roman" w:eastAsia="Times New Roman" w:cs="Times New Roman"/>
+                <w:i w:val="false"/>
+                <w:b w:val="false"/>
+                <w:u w:val="none"/>
+                <w:strike w:val="false"/>
+                <w:sz w:val="18"/>
+                <w:szCs w:val="18"/>
+                <w:color w:val="000000"/>
+              </w:rPr>
+            </w:pPr>
+            <w:r>
+              <w:rPr>
+                <w:rFonts w:ascii="Times New Roman" w:hAnsi="Times New Roman" w:eastAsia="Times New Roman" w:cs="Times New Roman"/>
+                <w:i w:val="false"/>
+                <w:b w:val="false"/>
+                <w:u w:val="none"/>
+                <w:strike w:val="false"/>
+                <w:sz w:val="18"/>
+                <w:szCs w:val="18"/>
+                <w:color w:val="000000"/>
+              </w:rPr>
+              <w:t xml:space="preserve">0.319</w:t>
             </w:r>
           </w:p>
         </w:tc>
@@ -4825,62 +4825,62 @@
                 <w:szCs w:val="18"/>
                 <w:color w:val="000000"/>
               </w:rPr>
-              <w:t xml:space="preserve">1.23 (0.49–3.09)</w:t>
-            </w:r>
-          </w:p>
-        </w:tc>
-        <w:tc>
-          <w:tcPr>
-            <w:tcBorders>
-              <w:bottom w:val="none" w:sz="0" w:space="0" w:color="000000"/>
-              <w:top w:val="none" w:sz="0" w:space="0" w:color="000000"/>
-              <w:left w:val="none" w:sz="0" w:space="0" w:color="000000"/>
-              <w:right w:val="none" w:sz="0" w:space="0" w:color="000000"/>
-            </w:tcBorders>
-            <w:shd w:val="clear" w:color="auto" w:fill="FFFFFF"/>
-            <w:tcMar>
-              <w:top w:w="0" w:type="dxa"/>
-              <w:bottom w:w="0" w:type="dxa"/>
-              <w:left w:w="0" w:type="dxa"/>
-              <w:right w:w="0" w:type="dxa"/>
-            </w:tcMar>
-            <w:vAlign w:val="center"/>
-          </w:tcPr>
-          <w:p>
-            <w:pPr>
-              <w:pStyle w:val="Normal"/>
-              <w:jc w:val="left"/>
-              <w:pBdr>
-                <w:bottom w:val="none" w:sz="0" w:space="0" w:color="000000"/>
-                <w:top w:val="none" w:sz="0" w:space="0" w:color="000000"/>
-                <w:left w:val="none" w:sz="0" w:space="0" w:color="000000"/>
-                <w:right w:val="none" w:sz="0" w:space="0" w:color="000000"/>
-              </w:pBdr>
-              <w:spacing w:after="100" w:before="100" w:line="240"/>
-              <w:ind w:left="100" w:right="100" w:firstLine="0" w:firstLineChars="0"/>
-              <w:rPr>
-                <w:rFonts w:ascii="Times New Roman" w:hAnsi="Times New Roman" w:eastAsia="Times New Roman" w:cs="Times New Roman"/>
-                <w:i w:val="false"/>
-                <w:b w:val="false"/>
-                <w:u w:val="none"/>
-                <w:strike w:val="false"/>
-                <w:sz w:val="18"/>
-                <w:szCs w:val="18"/>
-                <w:color w:val="000000"/>
-              </w:rPr>
-            </w:pPr>
-            <w:r>
-              <w:rPr>
-                <w:rFonts w:ascii="Times New Roman" w:hAnsi="Times New Roman" w:eastAsia="Times New Roman" w:cs="Times New Roman"/>
-                <w:i w:val="false"/>
-                <w:b w:val="false"/>
-                <w:u w:val="none"/>
-                <w:strike w:val="false"/>
-                <w:sz w:val="18"/>
-                <w:szCs w:val="18"/>
-                <w:color w:val="000000"/>
-              </w:rPr>
-              <w:t xml:space="preserve">0.655</w:t>
+              <w:t xml:space="preserve">1.14 (0.46–2.87)</w:t>
+            </w:r>
+          </w:p>
+        </w:tc>
+        <w:tc>
+          <w:tcPr>
+            <w:tcBorders>
+              <w:bottom w:val="none" w:sz="0" w:space="0" w:color="000000"/>
+              <w:top w:val="none" w:sz="0" w:space="0" w:color="000000"/>
+              <w:left w:val="none" w:sz="0" w:space="0" w:color="000000"/>
+              <w:right w:val="none" w:sz="0" w:space="0" w:color="000000"/>
+            </w:tcBorders>
+            <w:shd w:val="clear" w:color="auto" w:fill="FFFFFF"/>
+            <w:tcMar>
+              <w:top w:w="0" w:type="dxa"/>
+              <w:bottom w:w="0" w:type="dxa"/>
+              <w:left w:w="0" w:type="dxa"/>
+              <w:right w:w="0" w:type="dxa"/>
+            </w:tcMar>
+            <w:vAlign w:val="center"/>
+          </w:tcPr>
+          <w:p>
+            <w:pPr>
+              <w:pStyle w:val="Normal"/>
+              <w:jc w:val="left"/>
+              <w:pBdr>
+                <w:bottom w:val="none" w:sz="0" w:space="0" w:color="000000"/>
+                <w:top w:val="none" w:sz="0" w:space="0" w:color="000000"/>
+                <w:left w:val="none" w:sz="0" w:space="0" w:color="000000"/>
+                <w:right w:val="none" w:sz="0" w:space="0" w:color="000000"/>
+              </w:pBdr>
+              <w:spacing w:after="100" w:before="100" w:line="240"/>
+              <w:ind w:left="100" w:right="100" w:firstLine="0" w:firstLineChars="0"/>
+              <w:rPr>
+                <w:rFonts w:ascii="Times New Roman" w:hAnsi="Times New Roman" w:eastAsia="Times New Roman" w:cs="Times New Roman"/>
+                <w:i w:val="false"/>
+                <w:b w:val="false"/>
+                <w:u w:val="none"/>
+                <w:strike w:val="false"/>
+                <w:sz w:val="18"/>
+                <w:szCs w:val="18"/>
+                <w:color w:val="000000"/>
+              </w:rPr>
+            </w:pPr>
+            <w:r>
+              <w:rPr>
+                <w:rFonts w:ascii="Times New Roman" w:hAnsi="Times New Roman" w:eastAsia="Times New Roman" w:cs="Times New Roman"/>
+                <w:i w:val="false"/>
+                <w:b w:val="false"/>
+                <w:u w:val="none"/>
+                <w:strike w:val="false"/>
+                <w:sz w:val="18"/>
+                <w:szCs w:val="18"/>
+                <w:color w:val="000000"/>
+              </w:rPr>
+              <w:t xml:space="preserve">0.774</w:t>
             </w:r>
           </w:p>
         </w:tc>
@@ -5270,62 +5270,62 @@
                 <w:szCs w:val="18"/>
                 <w:color w:val="000000"/>
               </w:rPr>
-              <w:t xml:space="preserve">1.68 (0.67–4.19)</w:t>
-            </w:r>
-          </w:p>
-        </w:tc>
-        <w:tc>
-          <w:tcPr>
-            <w:tcBorders>
-              <w:bottom w:val="none" w:sz="0" w:space="0" w:color="000000"/>
-              <w:top w:val="none" w:sz="0" w:space="0" w:color="000000"/>
-              <w:left w:val="none" w:sz="0" w:space="0" w:color="000000"/>
-              <w:right w:val="none" w:sz="0" w:space="0" w:color="000000"/>
-            </w:tcBorders>
-            <w:shd w:val="clear" w:color="auto" w:fill="FFFFFF"/>
-            <w:tcMar>
-              <w:top w:w="0" w:type="dxa"/>
-              <w:bottom w:w="0" w:type="dxa"/>
-              <w:left w:w="0" w:type="dxa"/>
-              <w:right w:w="0" w:type="dxa"/>
-            </w:tcMar>
-            <w:vAlign w:val="center"/>
-          </w:tcPr>
-          <w:p>
-            <w:pPr>
-              <w:pStyle w:val="Normal"/>
-              <w:jc w:val="left"/>
-              <w:pBdr>
-                <w:bottom w:val="none" w:sz="0" w:space="0" w:color="000000"/>
-                <w:top w:val="none" w:sz="0" w:space="0" w:color="000000"/>
-                <w:left w:val="none" w:sz="0" w:space="0" w:color="000000"/>
-                <w:right w:val="none" w:sz="0" w:space="0" w:color="000000"/>
-              </w:pBdr>
-              <w:spacing w:after="100" w:before="100" w:line="240"/>
-              <w:ind w:left="100" w:right="100" w:firstLine="0" w:firstLineChars="0"/>
-              <w:rPr>
-                <w:rFonts w:ascii="Times New Roman" w:hAnsi="Times New Roman" w:eastAsia="Times New Roman" w:cs="Times New Roman"/>
-                <w:i w:val="false"/>
-                <w:b w:val="false"/>
-                <w:u w:val="none"/>
-                <w:strike w:val="false"/>
-                <w:sz w:val="18"/>
-                <w:szCs w:val="18"/>
-                <w:color w:val="000000"/>
-              </w:rPr>
-            </w:pPr>
-            <w:r>
-              <w:rPr>
-                <w:rFonts w:ascii="Times New Roman" w:hAnsi="Times New Roman" w:eastAsia="Times New Roman" w:cs="Times New Roman"/>
-                <w:i w:val="false"/>
-                <w:b w:val="false"/>
-                <w:u w:val="none"/>
-                <w:strike w:val="false"/>
-                <w:sz w:val="18"/>
-                <w:szCs w:val="18"/>
-                <w:color w:val="000000"/>
-              </w:rPr>
-              <w:t xml:space="preserve">0.265</w:t>
+              <w:t xml:space="preserve">1.52 (0.61–3.80)</w:t>
+            </w:r>
+          </w:p>
+        </w:tc>
+        <w:tc>
+          <w:tcPr>
+            <w:tcBorders>
+              <w:bottom w:val="none" w:sz="0" w:space="0" w:color="000000"/>
+              <w:top w:val="none" w:sz="0" w:space="0" w:color="000000"/>
+              <w:left w:val="none" w:sz="0" w:space="0" w:color="000000"/>
+              <w:right w:val="none" w:sz="0" w:space="0" w:color="000000"/>
+            </w:tcBorders>
+            <w:shd w:val="clear" w:color="auto" w:fill="FFFFFF"/>
+            <w:tcMar>
+              <w:top w:w="0" w:type="dxa"/>
+              <w:bottom w:w="0" w:type="dxa"/>
+              <w:left w:w="0" w:type="dxa"/>
+              <w:right w:w="0" w:type="dxa"/>
+            </w:tcMar>
+            <w:vAlign w:val="center"/>
+          </w:tcPr>
+          <w:p>
+            <w:pPr>
+              <w:pStyle w:val="Normal"/>
+              <w:jc w:val="left"/>
+              <w:pBdr>
+                <w:bottom w:val="none" w:sz="0" w:space="0" w:color="000000"/>
+                <w:top w:val="none" w:sz="0" w:space="0" w:color="000000"/>
+                <w:left w:val="none" w:sz="0" w:space="0" w:color="000000"/>
+                <w:right w:val="none" w:sz="0" w:space="0" w:color="000000"/>
+              </w:pBdr>
+              <w:spacing w:after="100" w:before="100" w:line="240"/>
+              <w:ind w:left="100" w:right="100" w:firstLine="0" w:firstLineChars="0"/>
+              <w:rPr>
+                <w:rFonts w:ascii="Times New Roman" w:hAnsi="Times New Roman" w:eastAsia="Times New Roman" w:cs="Times New Roman"/>
+                <w:i w:val="false"/>
+                <w:b w:val="false"/>
+                <w:u w:val="none"/>
+                <w:strike w:val="false"/>
+                <w:sz w:val="18"/>
+                <w:szCs w:val="18"/>
+                <w:color w:val="000000"/>
+              </w:rPr>
+            </w:pPr>
+            <w:r>
+              <w:rPr>
+                <w:rFonts w:ascii="Times New Roman" w:hAnsi="Times New Roman" w:eastAsia="Times New Roman" w:cs="Times New Roman"/>
+                <w:i w:val="false"/>
+                <w:b w:val="false"/>
+                <w:u w:val="none"/>
+                <w:strike w:val="false"/>
+                <w:sz w:val="18"/>
+                <w:szCs w:val="18"/>
+                <w:color w:val="000000"/>
+              </w:rPr>
+              <w:t xml:space="preserve">0.369</w:t>
             </w:r>
           </w:p>
         </w:tc>
@@ -5715,7 +5715,7 @@
                 <w:szCs w:val="18"/>
                 <w:color w:val="000000"/>
               </w:rPr>
-              <w:t xml:space="preserve">8.05 (3.14–20.63)</w:t>
+              <w:t xml:space="preserve">7.26 (2.84–18.58)</w:t>
             </w:r>
           </w:p>
         </w:tc>
